--- a/cta-update-assets/CTA_Update_Change_Log.docx
+++ b/cta-update-assets/CTA_Update_Change_Log.docx
@@ -44,7 +44,7 @@
                 <w:color w:val="E3D9C4"/>
                 <w:sz w:val="22"/>
               </w:rPr>
-              <w:t>Both Lightning Lesson decks  ·  CANDIDATE  ·  Revised Friday, August 21, 2026 at 2:59 PM CT</w:t>
+              <w:t>Both Lightning Lesson decks  ·  CANDIDATE  ·  Revised Friday, August 21, 2026 at 7:09 PM CT</w:t>
             </w:r>
           </w:p>
         </w:tc>
@@ -66,7 +66,7 @@
           <w:color w:val="B00000"/>
           <w:sz w:val="21"/>
         </w:rPr>
-        <w:t>PRODUCTION REVISION STAMP — Revised Friday, August 21, 2026 at 2:59 PM CT</w:t>
+        <w:t>PRODUCTION REVISION STAMP — Revised Friday, August 21, 2026 at 7:09 PM CT</w:t>
       </w:r>
     </w:p>
     <w:p>
@@ -101,7 +101,7 @@
           <w:color w:val="0F2347"/>
           <w:sz w:val="32"/>
         </w:rPr>
-        <w:t>September 2 — v3.3.6 to v3.3.7 CANDIDATE</w:t>
+        <w:t>September 2 — v3.3.6 to v3.3.7 to v3.3.8 CANDIDATE</w:t>
       </w:r>
     </w:p>
     <w:tbl>
@@ -354,6 +354,40 @@
                 <w:sz w:val="19"/>
               </w:rPr>
               <w:t>Clearing slide 14's shapes left its hyperlink relationships behind, so the old Maven workshop URL and the retired Substack URL survived as orphaned rels — invisible on the face, still in the file. Both are now purged with the shapes.</w:t>
+            </w:r>
+          </w:p>
+        </w:tc>
+      </w:tr>
+      <w:tr>
+        <w:trPr>
+          <w:cantSplit w:val="true"/>
+        </w:trPr>
+        <w:tc>
+          <w:tcPr>
+            <w:tcW w:type="dxa" w:w="2736"/>
+          </w:tcPr>
+          <w:p>
+            <w:r/>
+            <w:r>
+              <w:rPr>
+                <w:b/>
+                <w:sz w:val="19"/>
+              </w:rPr>
+              <w:t>v3.3.8 — notes only</w:t>
+            </w:r>
+          </w:p>
+        </w:tc>
+        <w:tc>
+          <w:tcPr>
+            <w:tcW w:type="dxa" w:w="6912"/>
+          </w:tcPr>
+          <w:p>
+            <w:r/>
+            <w:r>
+              <w:rPr>
+                <w:sz w:val="19"/>
+              </w:rPr>
+              <w:t>Slide 15's note still called the continuation invitation a “paid invitation” in two sentences. Both now read “continuation invitation”. NOTHING ELSE CHANGED: the build asserts that every slide face and every other slide's notes are byte-identical to v3.3.7, and that slide count, hidden state and links are unchanged. The appendix, slide 16, remains hidden — it is excluded from the 15-page export.</w:t>
             </w:r>
           </w:p>
         </w:tc>
@@ -697,7 +731,7 @@
                 <w:b/>
                 <w:sz w:val="19"/>
               </w:rPr>
-              <w:t>SOP</w:t>
+              <w:t>SOP v2.0.5</w:t>
             </w:r>
           </w:p>
         </w:tc>
@@ -711,7 +745,7 @@
               <w:rPr>
                 <w:sz w:val="19"/>
               </w:rPr>
-              <w:t>v2.0.3 to v2.0.4. Source-of-truth map now names deck v2.0.3, workbook v2.0.1, SOP v2.0.4.</w:t>
+              <w:t>The commercial rule no longer says both price figures live in speaker notes. It now reads: no fixed pricing on any recorded slide face or as a durable figure in speaker notes; verify the current public price and purchase route immediately before delivery; state or post only verified current information live. Section 12 now separates LIVE external assets — the Maven page, the September 2 attendee email, the Field Kit and its Gumroad route, current website copy — from genuinely unbuilt work. The source map names deck v2.0.3, workbook v2.0.1, SOP v2.0.5, Architecture v1.1 read-only, and records the owner-run Acrobat pass.</w:t>
             </w:r>
           </w:p>
         </w:tc>
@@ -731,7 +765,7 @@
                 <w:b/>
                 <w:sz w:val="19"/>
               </w:rPr>
-              <w:t>Change log and QA report</w:t>
+              <w:t>QA report v2.0.5</w:t>
             </w:r>
           </w:p>
         </w:tc>
@@ -745,7 +779,7 @@
               <w:rPr>
                 <w:sz w:val="19"/>
               </w:rPr>
-              <w:t>v2.0.3 to v2.0.4. The deck section no longer says the deck was unchanged, and the stale slide-24 row is corrected.</w:t>
+              <w:t>Every stale assertion corrected: the deck is identified as v2.0.3, the SOP-only claim is gone, the pricing row asserts the new rule, the gate row records the Acrobat pass, the source-map rows name the current artifacts, and the Visual QA section states that libreoffice-impress is installed and a real office-suite render was performed. The preview is named PREVIEW_Presentation_60MIN_v2.0.3_LibreOffice.pdf. No claim survives that Impress was absent, that no application render happened, or that the preview was only a geometry reconstruction. Rows read 1 through 121 in document order.</w:t>
             </w:r>
           </w:p>
         </w:tc>
@@ -779,7 +813,7 @@
               <w:rPr>
                 <w:sz w:val="19"/>
               </w:rPr>
-              <w:t>UNTOUCHED at v2.0.1 and byte-identical. Not regenerated. The Adobe Acrobat Reader behaviour test result is preserved, because the file it was run against has not changed.</w:t>
+              <w:t>UNTOUCHED at v2.0.1 and byte-identical. Not regenerated. The owner-run Adobe Acrobat Reader behaviour test PASSED on August 21, 2026 and remains valid, because the file it was run against has not changed.</w:t>
             </w:r>
           </w:p>
         </w:tc>
@@ -976,7 +1010,7 @@
                 <w:b/>
                 <w:sz w:val="19"/>
               </w:rPr>
-              <w:t>Sept 2 deck v3.3.7</w:t>
+              <w:t>Sept 2 deck v3.3.8</w:t>
             </w:r>
           </w:p>
         </w:tc>
@@ -990,7 +1024,7 @@
               <w:rPr>
                 <w:sz w:val="19"/>
               </w:rPr>
-              <w:t>SHA-256 d7b8f635ae381c8a4be984d0d6af1bbe43ab18117ec8462ac4c13c79d7940ca4</w:t>
+              <w:t>SHA-256 9a7549263294534fa219c98de2c769d95ad07faed60816c390b46aef393a43fc</w:t>
             </w:r>
           </w:p>
         </w:tc>
@@ -1010,7 +1044,7 @@
                 <w:b/>
                 <w:sz w:val="19"/>
               </w:rPr>
-              <w:t>Sept 16 deck v2.0.3</w:t>
+              <w:t>Sept 16 deck v2.0.3 — unchanged from this delivery</w:t>
             </w:r>
           </w:p>
         </w:tc>
@@ -1025,6 +1059,108 @@
                 <w:sz w:val="19"/>
               </w:rPr>
               <w:t>SHA-256 f8145183be813d54655ad4e0439454c59ad5554b090858947fdafdaad54c84f8</w:t>
+            </w:r>
+          </w:p>
+        </w:tc>
+      </w:tr>
+      <w:tr>
+        <w:trPr>
+          <w:cantSplit w:val="true"/>
+        </w:trPr>
+        <w:tc>
+          <w:tcPr>
+            <w:tcW w:type="dxa" w:w="2736"/>
+          </w:tcPr>
+          <w:p>
+            <w:r/>
+            <w:r>
+              <w:rPr>
+                <w:b/>
+                <w:sz w:val="19"/>
+              </w:rPr>
+              <w:t>Workbook v2.0.1 — unchanged</w:t>
+            </w:r>
+          </w:p>
+        </w:tc>
+        <w:tc>
+          <w:tcPr>
+            <w:tcW w:type="dxa" w:w="6912"/>
+          </w:tcPr>
+          <w:p>
+            <w:r/>
+            <w:r>
+              <w:rPr>
+                <w:sz w:val="19"/>
+              </w:rPr>
+              <w:t>SHA-256 2bd2912846a679837e8e6bfb4aadff2bb07ee5959d35502ca1c5b5c728efa3ee</w:t>
+            </w:r>
+          </w:p>
+        </w:tc>
+      </w:tr>
+      <w:tr>
+        <w:trPr>
+          <w:cantSplit w:val="true"/>
+        </w:trPr>
+        <w:tc>
+          <w:tcPr>
+            <w:tcW w:type="dxa" w:w="2736"/>
+          </w:tcPr>
+          <w:p>
+            <w:r/>
+            <w:r>
+              <w:rPr>
+                <w:b/>
+                <w:sz w:val="19"/>
+              </w:rPr>
+              <w:t>SOP v2.0.5</w:t>
+            </w:r>
+          </w:p>
+        </w:tc>
+        <w:tc>
+          <w:tcPr>
+            <w:tcW w:type="dxa" w:w="6912"/>
+          </w:tcPr>
+          <w:p>
+            <w:r/>
+            <w:r>
+              <w:rPr>
+                <w:sz w:val="19"/>
+              </w:rPr>
+              <w:t>SHA-256 b02c0ec148d93a7dc47d711906c7506ecd9911fe96eb06fd90dca90535d3187c</w:t>
+            </w:r>
+          </w:p>
+        </w:tc>
+      </w:tr>
+      <w:tr>
+        <w:trPr>
+          <w:cantSplit w:val="true"/>
+        </w:trPr>
+        <w:tc>
+          <w:tcPr>
+            <w:tcW w:type="dxa" w:w="2736"/>
+          </w:tcPr>
+          <w:p>
+            <w:r/>
+            <w:r>
+              <w:rPr>
+                <w:b/>
+                <w:sz w:val="19"/>
+              </w:rPr>
+              <w:t>QA report v2.0.5</w:t>
+            </w:r>
+          </w:p>
+        </w:tc>
+        <w:tc>
+          <w:tcPr>
+            <w:tcW w:type="dxa" w:w="6912"/>
+          </w:tcPr>
+          <w:p>
+            <w:r/>
+            <w:r>
+              <w:rPr>
+                <w:sz w:val="19"/>
+              </w:rPr>
+              <w:t>SHA-256 3ab23e313dfc011d8e38199f4792eb186add878b3fa0f9bcbbebce6309ca889d</w:t>
             </w:r>
           </w:p>
         </w:tc>
@@ -1155,8 +1291,166 @@
           <w:color w:val="0F2347"/>
           <w:sz w:val="32"/>
         </w:rPr>
-        <w:t>Status</w:t>
+        <w:t>Gate status</w:t>
       </w:r>
+    </w:p>
+    <w:tbl>
+      <w:tblPr>
+        <w:tblW w:type="auto" w:w="0"/>
+        <w:tblLayout w:type="fixed"/>
+        <w:tblLook w:firstColumn="1" w:firstRow="1" w:lastColumn="0" w:lastRow="0" w:noHBand="0" w:noVBand="1" w:val="04A0"/>
+      </w:tblPr>
+      <w:tblGrid>
+        <w:gridCol w:w="5040"/>
+        <w:gridCol w:w="5040"/>
+      </w:tblGrid>
+      <w:tr>
+        <w:trPr>
+          <w:tblHeader w:val="true"/>
+          <w:cantSplit w:val="true"/>
+        </w:trPr>
+        <w:tc>
+          <w:tcPr>
+            <w:tcW w:type="dxa" w:w="4896"/>
+            <w:shd w:val="clear" w:fill="0F2347"/>
+          </w:tcPr>
+          <w:p>
+            <w:r/>
+            <w:r>
+              <w:rPr>
+                <w:b/>
+                <w:color w:val="FFFFFF"/>
+                <w:sz w:val="19"/>
+              </w:rPr>
+              <w:t>Gate</w:t>
+            </w:r>
+          </w:p>
+        </w:tc>
+        <w:tc>
+          <w:tcPr>
+            <w:tcW w:type="dxa" w:w="4752"/>
+            <w:shd w:val="clear" w:fill="0F2347"/>
+          </w:tcPr>
+          <w:p>
+            <w:r/>
+            <w:r>
+              <w:rPr>
+                <w:b/>
+                <w:color w:val="FFFFFF"/>
+                <w:sz w:val="19"/>
+              </w:rPr>
+              <w:t>Status</w:t>
+            </w:r>
+          </w:p>
+        </w:tc>
+      </w:tr>
+      <w:tr>
+        <w:trPr>
+          <w:cantSplit w:val="true"/>
+        </w:trPr>
+        <w:tc>
+          <w:tcPr>
+            <w:tcW w:type="dxa" w:w="4896"/>
+          </w:tcPr>
+          <w:p>
+            <w:r/>
+            <w:r>
+              <w:rPr>
+                <w:b/>
+                <w:sz w:val="19"/>
+              </w:rPr>
+              <w:t>Rehearsal 1 — timed content</w:t>
+            </w:r>
+          </w:p>
+        </w:tc>
+        <w:tc>
+          <w:tcPr>
+            <w:tcW w:type="dxa" w:w="4752"/>
+          </w:tcPr>
+          <w:p>
+            <w:r/>
+            <w:r>
+              <w:rPr>
+                <w:sz w:val="19"/>
+              </w:rPr>
+              <w:t>OUTSTANDING</w:t>
+            </w:r>
+          </w:p>
+        </w:tc>
+      </w:tr>
+      <w:tr>
+        <w:trPr>
+          <w:cantSplit w:val="true"/>
+        </w:trPr>
+        <w:tc>
+          <w:tcPr>
+            <w:tcW w:type="dxa" w:w="4896"/>
+          </w:tcPr>
+          <w:p>
+            <w:r/>
+            <w:r>
+              <w:rPr>
+                <w:b/>
+                <w:sz w:val="19"/>
+              </w:rPr>
+              <w:t>Rehearsal 2 — production</w:t>
+            </w:r>
+          </w:p>
+        </w:tc>
+        <w:tc>
+          <w:tcPr>
+            <w:tcW w:type="dxa" w:w="4752"/>
+          </w:tcPr>
+          <w:p>
+            <w:r/>
+            <w:r>
+              <w:rPr>
+                <w:sz w:val="19"/>
+              </w:rPr>
+              <w:t>OUTSTANDING</w:t>
+            </w:r>
+          </w:p>
+        </w:tc>
+      </w:tr>
+      <w:tr>
+        <w:trPr>
+          <w:cantSplit w:val="true"/>
+        </w:trPr>
+        <w:tc>
+          <w:tcPr>
+            <w:tcW w:type="dxa" w:w="4896"/>
+          </w:tcPr>
+          <w:p>
+            <w:r/>
+            <w:r>
+              <w:rPr>
+                <w:b/>
+                <w:sz w:val="19"/>
+              </w:rPr>
+              <w:t>Workbook behaviour test, Adobe Acrobat Reader</w:t>
+            </w:r>
+          </w:p>
+        </w:tc>
+        <w:tc>
+          <w:tcPr>
+            <w:tcW w:type="dxa" w:w="4752"/>
+          </w:tcPr>
+          <w:p>
+            <w:r/>
+            <w:r>
+              <w:rPr>
+                <w:sz w:val="19"/>
+              </w:rPr>
+              <w:t>PASSED — owner-run, August 21, 2026</w:t>
+            </w:r>
+          </w:p>
+        </w:tc>
+      </w:tr>
+    </w:tbl>
+    <w:p>
+      <w:pPr>
+        <w:spacing w:after="80"/>
+      </w:pPr>
     </w:p>
     <w:p>
       <w:pPr>
@@ -1169,7 +1463,7 @@
           <w:color w:val="B00000"/>
           <w:sz w:val="19"/>
         </w:rPr>
-        <w:t>ALL ARTIFACTS REMAIN CANDIDATE until visually approved. v3.3.6 and the v2.0.2 deck were not overwritten; both remain in place.</w:t>
+        <w:t>ALL ARTIFACTS REMAIN CANDIDATE. Two gates remain, so nothing is promoted. v3.3.6, v3.3.7 and the v2.0.2 deck were not overwritten; all remain in place.</w:t>
       </w:r>
     </w:p>
     <w:p>
@@ -1191,7 +1485,7 @@
           <w:color w:val="555555"/>
           <w:sz w:val="16"/>
         </w:rPr>
-        <w:t>CTA UPDATE — CHANGE LOG  ·  INTERNAL ONLY  ·  Revised Friday, August 21, 2026 at 2:59 PM CT</w:t>
+        <w:t>CTA UPDATE — CHANGE LOG  ·  INTERNAL ONLY  ·  Revised Friday, August 21, 2026 at 7:09 PM CT</w:t>
       </w:r>
     </w:p>
     <w:sectPr>

--- a/cta-update-assets/CTA_Update_Change_Log.docx
+++ b/cta-update-assets/CTA_Update_Change_Log.docx
@@ -44,7 +44,7 @@
                 <w:color w:val="E3D9C4"/>
                 <w:sz w:val="22"/>
               </w:rPr>
-              <w:t>Both Lightning Lesson decks  ·  CANDIDATE  ·  Revised Friday, August 21, 2026 at 7:09 PM CT</w:t>
+              <w:t>Both Lightning Lesson decks  ·  CANDIDATE  ·  Revised Sunday, August 23, 2026 at 4:22 AM CT</w:t>
             </w:r>
           </w:p>
         </w:tc>
@@ -66,7 +66,7 @@
           <w:color w:val="B00000"/>
           <w:sz w:val="21"/>
         </w:rPr>
-        <w:t>PRODUCTION REVISION STAMP — Revised Friday, August 21, 2026 at 7:09 PM CT</w:t>
+        <w:t>PRODUCTION REVISION STAMP — Revised Sunday, August 23, 2026 at 4:22 AM CT</w:t>
       </w:r>
     </w:p>
     <w:p>
@@ -731,7 +731,7 @@
                 <w:b/>
                 <w:sz w:val="19"/>
               </w:rPr>
-              <w:t>SOP v2.0.5</w:t>
+              <w:t>SOP v2.0.6</w:t>
             </w:r>
           </w:p>
         </w:tc>
@@ -745,7 +745,7 @@
               <w:rPr>
                 <w:sz w:val="19"/>
               </w:rPr>
-              <w:t>The commercial rule no longer says both price figures live in speaker notes. It now reads: no fixed pricing on any recorded slide face or as a durable figure in speaker notes; verify the current public price and purchase route immediately before delivery; state or post only verified current information live. Section 12 now separates LIVE external assets — the Maven page, the September 2 attendee email, the Field Kit and its Gumroad route, current website copy — from genuinely unbuilt work. The source map names deck v2.0.3, workbook v2.0.1, SOP v2.0.5, Architecture v1.1 read-only, and records the owner-run Acrobat pass.</w:t>
+              <w:t>The commercial rule no longer says both price figures live in speaker notes. It now reads: no fixed pricing on any recorded slide face or as a durable figure in speaker notes; verify the current public price and purchase route immediately before delivery; state or post only verified current information live. Section 12 separates LIVE external assets — the Maven page, September 2 attendee communications, the Field Kit and its Gumroad route, current website copy — from genuinely unbuilt work. The source map names deck v2.0.3, workbook v2.0.1, SOP v2.0.6, Architecture v1.1 read-only, and records the owner-run Acrobat pass. v2.0.6 additionally fixes a pagination regression — v2.0.5 exported at eight pages with a short spill page — by tightening default line spacing from 1.15 to 1.025, tightening heading and divider spacing, and condensing section 12 by wording. Type sizes are unchanged. The export is now exactly seven pages: portrait, landscape, landscape, then four portrait. It also stops asserting that the September 2 attendee email was sent, which had not been confirmed; that line now reads “Attendee communications configured for the September 2 session, with its registration list maintained in Maven.”</w:t>
             </w:r>
           </w:p>
         </w:tc>
@@ -765,7 +765,7 @@
                 <w:b/>
                 <w:sz w:val="19"/>
               </w:rPr>
-              <w:t>QA report v2.0.5</w:t>
+              <w:t>QA report v2.0.6</w:t>
             </w:r>
           </w:p>
         </w:tc>
@@ -779,7 +779,7 @@
               <w:rPr>
                 <w:sz w:val="19"/>
               </w:rPr>
-              <w:t>Every stale assertion corrected: the deck is identified as v2.0.3, the SOP-only claim is gone, the pricing row asserts the new rule, the gate row records the Acrobat pass, the source-map rows name the current artifacts, and the Visual QA section states that libreoffice-impress is installed and a real office-suite render was performed. The preview is named PREVIEW_Presentation_60MIN_v2.0.3_LibreOffice.pdf. No claim survives that Impress was absent, that no application render happened, or that the preview was only a geometry reconstruction. Rows read 1 through 121 in document order.</w:t>
+              <w:t>The deck is identified as v2.0.3, the SOP-only claim is gone, the pricing rows assert the new rule, the gate row records the Acrobat pass, and the Visual QA section states that libreoffice-impress is installed and a real office-suite render was performed. Rows read 1 through 121 in document order. v2.0.6 removes three statements the previous report still carried: a source map naming a superseded PowerPoint build as current, together with the claim that the last revision had touched the SOP alone; row 34’s note asserting that both price figures were carried in the speaker notes, which was false and contradicted row 35; and the statement that the SOP page count was deliberately left unpinned. The map now reads PowerPoint v2.0.3, workbook v2.0.1, SOP v2.0.6, Architecture v1.1 read-only. Row 34 tests the slide faces only, row 35 tests the notes, and row 72 names each current artifact explicitly. The SOP-render assertions now require the actual seven-page v2.0.6 LibreOffice export, and a new assertion re-exports the delivered .docx and compares it page by page against the shipped preview.</w:t>
             </w:r>
           </w:p>
         </w:tc>
@@ -868,7 +868,7 @@
           <w:color w:val="000000"/>
           <w:sz w:val="19"/>
         </w:rPr>
-        <w:t>46 of 46 CTA checks pass, including a banned-string sweep over every slide face AND every speaker note for September 17, the former price, the participant cap, the retired enrollment CTA, the old Maven workshop URL and the retired newsletter CTA.</w:t>
+        <w:t>67 of 67 CTA checks pass, including a banned-string sweep over every slide face AND every speaker note for September 17, the former price, the participant cap, the retired enrollment CTA, the old Maven workshop URL and the retired newsletter CTA. Twenty-one of those 67 assert on the corrected documentation itself — this change log included — so the documentation is under test rather than merely describing the work.</w:t>
       </w:r>
     </w:p>
     <w:p>
@@ -881,7 +881,7 @@
           <w:color w:val="000000"/>
           <w:sz w:val="19"/>
         </w:rPr>
-        <w:t>121 of 121 September 16 cross-document checks pass.</w:t>
+        <w:t>121 of 121 September 16 cross-document checks pass, and all 13 SOP acceptance tests pass against a real LibreOffice Writer export.</w:t>
       </w:r>
     </w:p>
     <w:p>
@@ -1112,7 +1112,7 @@
                 <w:b/>
                 <w:sz w:val="19"/>
               </w:rPr>
-              <w:t>SOP v2.0.5</w:t>
+              <w:t>SOP v2.0.6</w:t>
             </w:r>
           </w:p>
         </w:tc>
@@ -1126,7 +1126,7 @@
               <w:rPr>
                 <w:sz w:val="19"/>
               </w:rPr>
-              <w:t>SHA-256 b02c0ec148d93a7dc47d711906c7506ecd9911fe96eb06fd90dca90535d3187c</w:t>
+              <w:t>SHA-256 795b0cea8dccd4167229f162a551234e048c4304d454661bed38efeb4c425f87</w:t>
             </w:r>
           </w:p>
         </w:tc>
@@ -1146,7 +1146,7 @@
                 <w:b/>
                 <w:sz w:val="19"/>
               </w:rPr>
-              <w:t>QA report v2.0.5</w:t>
+              <w:t>QA report v2.0.6</w:t>
             </w:r>
           </w:p>
         </w:tc>
@@ -1160,7 +1160,7 @@
               <w:rPr>
                 <w:sz w:val="19"/>
               </w:rPr>
-              <w:t>SHA-256 3ab23e313dfc011d8e38199f4792eb186add878b3fa0f9bcbbebce6309ca889d</w:t>
+              <w:t>SHA-256 c9ad75435d8c22cea103e6cf4d9e0428c5e66aba499987a12929baf94c111856</w:t>
             </w:r>
           </w:p>
         </w:tc>
@@ -1485,7 +1485,7 @@
           <w:color w:val="555555"/>
           <w:sz w:val="16"/>
         </w:rPr>
-        <w:t>CTA UPDATE — CHANGE LOG  ·  INTERNAL ONLY  ·  Revised Friday, August 21, 2026 at 7:09 PM CT</w:t>
+        <w:t>CTA UPDATE — CHANGE LOG  ·  INTERNAL ONLY  ·  Revised Sunday, August 23, 2026 at 4:22 AM CT</w:t>
       </w:r>
     </w:p>
     <w:sectPr>
